--- a/src/report/layout/ListaFijacionesOpisSemanal.docx
+++ b/src/report/layout/ListaFijacionesOpisSemanal.docx
@@ -8,12 +8,12 @@
         <w:tblpPr w:leftFromText="141" w:rightFromText="141" w:vertAnchor="text" w:horzAnchor="page" w:tblpX="5821" w:tblpY="767"/>
         <w:tblW w:w="5505" w:type="dxa"/>
         <w:tblBorders>
-          <w:top w:val="none" w:color="auto" w:sz="0" w:space="0"/>
-          <w:left w:val="none" w:color="auto" w:sz="0" w:space="0"/>
-          <w:bottom w:val="none" w:color="auto" w:sz="0" w:space="0"/>
-          <w:right w:val="none" w:color="auto" w:sz="0" w:space="0"/>
-          <w:insideH w:val="none" w:color="auto" w:sz="0" w:space="0"/>
-          <w:insideV w:val="none" w:color="auto" w:sz="0" w:space="0"/>
+          <w:top w:val="none" w:sz="0" w:space="0" w:color="auto"/>
+          <w:left w:val="none" w:sz="0" w:space="0" w:color="auto"/>
+          <w:bottom w:val="none" w:sz="0" w:space="0" w:color="auto"/>
+          <w:right w:val="none" w:sz="0" w:space="0" w:color="auto"/>
+          <w:insideH w:val="none" w:sz="0" w:space="0" w:color="auto"/>
+          <w:insideV w:val="none" w:sz="0" w:space="0" w:color="auto"/>
         </w:tblBorders>
         <w:tblLook w:val="04A0" w:firstRow="1" w:lastRow="0" w:firstColumn="1" w:lastColumn="0" w:noHBand="0" w:noVBand="1"/>
       </w:tblPr>
@@ -125,7 +125,7 @@
           <w:alias w:val="#Nav: /CabFijacion/CampanasRetirar"/>
           <w:tag w:val="#Nav: Lista_Fijaciones_OPIs_Semanal/50056"/>
           <w:id w:val="-925806252"/>
-          <w15:dataBinding w:prefixMappings="xmlns:ns0='urn:microsoft-dynamics-nav/reports/Lista_Fijaciones_OPIs_Semanal/50056/'" w:xpath="/ns0:NavWordReportXmlPart[1]/ns0:CabFijacion[1]/ns0:CampanasRetirar" w:storeItemID="{3D965B82-B3AD-4E6C-A9BD-B2ED3E2C456C}"/>
+          <w15:dataBinding w:prefixMappings="xmlns:ns0='urn:microsoft-dynamics-nav/reports/Lista_Fijaciones_OPIs_Semanal/50056/' " w:xpath="/ns0:NavWordReportXmlPart[1]/ns0:CabFijacion[1]/ns0:CampanasRetirar" w:storeItemID="{3D965B82-B3AD-4E6C-A9BD-B2ED3E2C456C}"/>
           <w15:repeatingSection/>
         </w:sdtPr>
         <w:sdtEndPr>
@@ -171,7 +171,7 @@
                     <w:placeholder>
                       <w:docPart w:val="DefaultPlaceholder_-1854013440"/>
                     </w:placeholder>
-                    <w15:dataBinding w:prefixMappings="xmlns:ns0='urn:microsoft-dynamics-nav/reports/Lista_Fijaciones_OPIs_Semanal/50056/' " w:xpath="/ns0:NavWordReportXmlPart[1]/ns0:CabFijacion[1]/ns0:CampanasRetirar[1]/ns0:CampanaNombre[1]" w:storeItemID="{3D965B82-B3AD-4E6C-A9BD-B2ED3E2C456C}" w16sdtdh:storeItemChecksum="VAu4sw=="/>
+                    <w15:dataBinding w:prefixMappings="xmlns:ns0='urn:microsoft-dynamics-nav/reports/Lista_Fijaciones_OPIs_Semanal/50056/' " w:xpath="/ns0:NavWordReportXmlPart[1]/ns0:CabFijacion[1]/ns0:CampanasRetirar[1]/ns0:CampanaNombre[1]" w:storeItemID="{3D965B82-B3AD-4E6C-A9BD-B2ED3E2C456C}" w16sdtdh:storeItemChecksum="926HfQ=="/>
                   </w:sdtPr>
                   <w:sdtContent>
                     <w:tc>
@@ -187,7 +187,6 @@
                             <w:szCs w:val="18"/>
                           </w:rPr>
                         </w:pPr>
-                        <w:proofErr w:type="spellStart"/>
                         <w:r>
                           <w:rPr>
                             <w:rFonts w:ascii="Segoe UI Semibold" w:hAnsi="Segoe UI Semibold" w:cs="Segoe UI Semibold"/>
@@ -197,7 +196,6 @@
                           </w:rPr>
                           <w:t>CampanaNombre</w:t>
                         </w:r>
-                        <w:proofErr w:type="spellEnd"/>
                       </w:p>
                     </w:tc>
                   </w:sdtContent>
@@ -216,8 +214,8 @@
                     <w:dataBinding w:prefixMappings="xmlns:ns0='urn:microsoft-dynamics-nav/reports/Lista_Fijaciones_OPIs_Semanal/50056/'" w:xpath="/ns0:NavWordReportXmlPart[1]/ns0:CabFijacion[1]/ns0:CampanasRetirar[1]/ns0:TirarCampana[1]" w:storeItemID="{3D965B82-B3AD-4E6C-A9BD-B2ED3E2C456C}"/>
                     <w14:checkbox>
                       <w14:checked w14:val="0"/>
-                      <w14:checkedState w14:font="MS Gothic" w14:val="2612"/>
-                      <w14:uncheckedState w14:font="MS Gothic" w14:val="2610"/>
+                      <w14:checkedState w14:val="2612" w14:font="MS Gothic"/>
+                      <w14:uncheckedState w14:val="2610" w14:font="MS Gothic"/>
                     </w14:checkbox>
                   </w:sdtPr>
                   <w:sdtContent>
@@ -237,7 +235,7 @@
                         </w:pPr>
                         <w:r>
                           <w:rPr>
-                            <w:rFonts w:hint="eastAsia" w:ascii="MS Gothic" w:hAnsi="MS Gothic" w:eastAsia="MS Gothic" w:cs="Segoe UI Semibold"/>
+                            <w:rFonts w:ascii="MS Gothic" w:eastAsia="MS Gothic" w:hAnsi="MS Gothic" w:cs="Segoe UI Semibold" w:hint="eastAsia"/>
                             <w:color w:val="767171" w:themeColor="background2" w:themeShade="80"/>
                             <w:sz w:val="20"/>
                             <w:szCs w:val="20"/>
@@ -262,7 +260,7 @@
                     <w:placeholder>
                       <w:docPart w:val="B138A525A7CC4EBF92832B5320E7E348"/>
                     </w:placeholder>
-                    <w15:dataBinding w:prefixMappings="xmlns:ns0='urn:microsoft-dynamics-nav/reports/Lista_Fijaciones_OPIs_Semanal/50056/' " w:xpath="/ns0:NavWordReportXmlPart[1]/ns0:CabFijacion[1]/ns0:CampanasRetirar[1]/ns0:ObservacionesCampana[1]" w:storeItemID="{3D965B82-B3AD-4E6C-A9BD-B2ED3E2C456C}" w16sdtdh:storeItemChecksum="VAu4sw=="/>
+                    <w15:dataBinding w:prefixMappings="xmlns:ns0='urn:microsoft-dynamics-nav/reports/Lista_Fijaciones_OPIs_Semanal/50056/' " w:xpath="/ns0:NavWordReportXmlPart[1]/ns0:CabFijacion[1]/ns0:CampanasRetirar[1]/ns0:ObservacionesCampana[1]" w:storeItemID="{3D965B82-B3AD-4E6C-A9BD-B2ED3E2C456C}" w16sdtdh:storeItemChecksum="926HfQ=="/>
                   </w:sdtPr>
                   <w:sdtContent>
                     <w:tc>
@@ -278,7 +276,6 @@
                             <w:szCs w:val="20"/>
                           </w:rPr>
                         </w:pPr>
-                        <w:proofErr w:type="spellStart"/>
                         <w:r>
                           <w:rPr>
                             <w:rFonts w:ascii="Segoe UI Semibold" w:hAnsi="Segoe UI Semibold" w:cs="Segoe UI Semibold"/>
@@ -288,7 +285,6 @@
                           </w:rPr>
                           <w:t>ObservacionesCampana</w:t>
                         </w:r>
-                        <w:proofErr w:type="spellEnd"/>
                       </w:p>
                     </w:tc>
                   </w:sdtContent>
@@ -321,9 +317,8 @@
           <w:sz w:val="48"/>
           <w:szCs w:val="48"/>
         </w:rPr>
-        <w:t xml:space="preserve">Fijaciones </w:t>
+        <w:t>Fijaciones</w:t>
       </w:r>
-      <w:proofErr w:type="spellStart"/>
       <w:r>
         <w:rPr>
           <w:rFonts w:ascii="Segoe UI Black" w:hAnsi="Segoe UI Black"/>
@@ -333,9 +328,38 @@
           <w:sz w:val="48"/>
           <w:szCs w:val="48"/>
         </w:rPr>
-        <w:t>OPIs</w:t>
+        <w:t xml:space="preserve"> </w:t>
       </w:r>
-      <w:proofErr w:type="spellEnd"/>
+      <w:sdt>
+        <w:sdtPr>
+          <w:rPr>
+            <w:rFonts w:ascii="Segoe UI Black" w:hAnsi="Segoe UI Black"/>
+            <w:b/>
+            <w:bCs/>
+            <w:color w:val="AEAAAA" w:themeColor="background2" w:themeShade="BF"/>
+            <w:sz w:val="48"/>
+            <w:szCs w:val="48"/>
+          </w:rPr>
+          <w:id w:val="-1186587924"/>
+          <w:placeholder>
+            <w:docPart w:val="DefaultPlaceholder_-1854013440"/>
+          </w:placeholder>
+          <w15:dataBinding w:prefixMappings="xmlns:ns0='urn:microsoft-dynamics-nav/reports/Lista_Fijaciones_OPIs_Semanal/50056/' " w:xpath="/ns0:NavWordReportXmlPart[1]/ns0:CabFijacion[1]/ns0:TipoSoporte[1]" w:storeItemID="{3D965B82-B3AD-4E6C-A9BD-B2ED3E2C456C}" w16sdtdh:storeItemChecksum="926HfQ=="/>
+        </w:sdtPr>
+        <w:sdtContent>
+          <w:r>
+            <w:rPr>
+              <w:rFonts w:ascii="Segoe UI Black" w:hAnsi="Segoe UI Black"/>
+              <w:b/>
+              <w:bCs/>
+              <w:color w:val="AEAAAA" w:themeColor="background2" w:themeShade="BF"/>
+              <w:sz w:val="48"/>
+              <w:szCs w:val="48"/>
+            </w:rPr>
+            <w:t>TipoSoporte</w:t>
+          </w:r>
+        </w:sdtContent>
+      </w:sdt>
       <w:r>
         <w:rPr>
           <w:rFonts w:ascii="Segoe UI Black" w:hAnsi="Segoe UI Black"/>
@@ -402,10 +426,9 @@
           <w:placeholder>
             <w:docPart w:val="DefaultPlaceholder_-1854013440"/>
           </w:placeholder>
-          <w15:dataBinding w:prefixMappings="xmlns:ns0='urn:microsoft-dynamics-nav/reports/Lista_Fijaciones_OPIs_Semanal/50056/' " w:xpath="/ns0:NavWordReportXmlPart[1]/ns0:CabFijacion[1]/ns0:NumeroSemana[1]" w:storeItemID="{3D965B82-B3AD-4E6C-A9BD-B2ED3E2C456C}" w16sdtdh:storeItemChecksum="VAu4sw=="/>
+          <w15:dataBinding w:prefixMappings="xmlns:ns0='urn:microsoft-dynamics-nav/reports/Lista_Fijaciones_OPIs_Semanal/50056/' " w:xpath="/ns0:NavWordReportXmlPart[1]/ns0:CabFijacion[1]/ns0:NumeroSemana[1]" w:storeItemID="{3D965B82-B3AD-4E6C-A9BD-B2ED3E2C456C}" w16sdtdh:storeItemChecksum="926HfQ=="/>
         </w:sdtPr>
         <w:sdtContent>
-          <w:proofErr w:type="spellStart"/>
           <w:r>
             <w:rPr>
               <w:rFonts w:ascii="Segoe UI Semibold" w:hAnsi="Segoe UI Semibold" w:cs="Segoe UI Semibold"/>
@@ -415,7 +438,6 @@
             </w:rPr>
             <w:t>NumeroSemana</w:t>
           </w:r>
-          <w:proofErr w:type="spellEnd"/>
         </w:sdtContent>
       </w:sdt>
     </w:p>
@@ -450,10 +472,9 @@
           <w:placeholder>
             <w:docPart w:val="DefaultPlaceholder_-1854013440"/>
           </w:placeholder>
-          <w15:dataBinding w:prefixMappings="xmlns:ns0='urn:microsoft-dynamics-nav/reports/Lista_Fijaciones_OPIs_Semanal/50056/' " w:xpath="/ns0:NavWordReportXmlPart[1]/ns0:CabFijacion[1]/ns0:FechaDesde[1]" w:storeItemID="{3D965B82-B3AD-4E6C-A9BD-B2ED3E2C456C}" w16sdtdh:storeItemChecksum="VAu4sw=="/>
+          <w15:dataBinding w:prefixMappings="xmlns:ns0='urn:microsoft-dynamics-nav/reports/Lista_Fijaciones_OPIs_Semanal/50056/' " w:xpath="/ns0:NavWordReportXmlPart[1]/ns0:CabFijacion[1]/ns0:FechaDesde[1]" w:storeItemID="{3D965B82-B3AD-4E6C-A9BD-B2ED3E2C456C}" w16sdtdh:storeItemChecksum="926HfQ=="/>
         </w:sdtPr>
         <w:sdtContent>
-          <w:proofErr w:type="spellStart"/>
           <w:r>
             <w:rPr>
               <w:rFonts w:ascii="Segoe UI Semibold" w:hAnsi="Segoe UI Semibold" w:cs="Segoe UI Semibold"/>
@@ -463,7 +484,6 @@
             </w:rPr>
             <w:t>FechaDesde</w:t>
           </w:r>
-          <w:proofErr w:type="spellEnd"/>
         </w:sdtContent>
       </w:sdt>
     </w:p>
@@ -507,10 +527,9 @@
           <w:placeholder>
             <w:docPart w:val="DefaultPlaceholder_-1854013440"/>
           </w:placeholder>
-          <w15:dataBinding w:prefixMappings="xmlns:ns0='urn:microsoft-dynamics-nav/reports/Lista_Fijaciones_OPIs_Semanal/50056/' " w:xpath="/ns0:NavWordReportXmlPart[1]/ns0:CabFijacion[1]/ns0:FechaHasta[1]" w:storeItemID="{3D965B82-B3AD-4E6C-A9BD-B2ED3E2C456C}" w16sdtdh:storeItemChecksum="VAu4sw=="/>
+          <w15:dataBinding w:prefixMappings="xmlns:ns0='urn:microsoft-dynamics-nav/reports/Lista_Fijaciones_OPIs_Semanal/50056/' " w:xpath="/ns0:NavWordReportXmlPart[1]/ns0:CabFijacion[1]/ns0:FechaHasta[1]" w:storeItemID="{3D965B82-B3AD-4E6C-A9BD-B2ED3E2C456C}" w16sdtdh:storeItemChecksum="926HfQ=="/>
         </w:sdtPr>
         <w:sdtContent>
-          <w:proofErr w:type="spellStart"/>
           <w:r>
             <w:rPr>
               <w:rFonts w:ascii="Segoe UI Semibold" w:hAnsi="Segoe UI Semibold" w:cs="Segoe UI Semibold"/>
@@ -520,7 +539,6 @@
             </w:rPr>
             <w:t>FechaHasta</w:t>
           </w:r>
-          <w:proofErr w:type="spellEnd"/>
         </w:sdtContent>
       </w:sdt>
     </w:p>
@@ -553,10 +571,10 @@
         <w:tblLook w:val="04A0" w:firstRow="1" w:lastRow="0" w:firstColumn="1" w:lastColumn="0" w:noHBand="0" w:noVBand="1"/>
       </w:tblPr>
       <w:tblGrid>
-        <w:gridCol w:w="2977"/>
-        <w:gridCol w:w="1738"/>
-        <w:gridCol w:w="1074"/>
-        <w:gridCol w:w="3849"/>
+        <w:gridCol w:w="2820"/>
+        <w:gridCol w:w="1713"/>
+        <w:gridCol w:w="1457"/>
+        <w:gridCol w:w="3648"/>
       </w:tblGrid>
       <w:tr>
         <w:trPr>
@@ -638,7 +656,6 @@
                 <w:szCs w:val="22"/>
               </w:rPr>
             </w:pPr>
-            <w:proofErr w:type="spellStart"/>
             <w:r>
               <w:rPr>
                 <w:rFonts w:ascii="Segoe UI Semibold" w:hAnsi="Segoe UI Semibold" w:cs="Segoe UI Semibold"/>
@@ -649,35 +666,40 @@
                 <w:sz w:val="22"/>
                 <w:szCs w:val="22"/>
               </w:rPr>
-              <w:t>Nº</w:t>
+              <w:t xml:space="preserve">Nº </w:t>
             </w:r>
-            <w:proofErr w:type="spellEnd"/>
-            <w:r>
-              <w:rPr>
-                <w:rFonts w:ascii="Segoe UI Semibold" w:hAnsi="Segoe UI Semibold" w:cs="Segoe UI Semibold"/>
-                <w:b w:val="0"/>
-                <w:bCs w:val="0"/>
-                <w:caps w:val="0"/>
-                <w:color w:val="000000" w:themeColor="text1"/>
-                <w:sz w:val="22"/>
-                <w:szCs w:val="22"/>
-              </w:rPr>
-              <w:t xml:space="preserve"> </w:t>
-            </w:r>
-            <w:proofErr w:type="spellStart"/>
-            <w:r>
-              <w:rPr>
-                <w:rFonts w:ascii="Segoe UI Semibold" w:hAnsi="Segoe UI Semibold" w:cs="Segoe UI Semibold"/>
-                <w:b w:val="0"/>
-                <w:bCs w:val="0"/>
-                <w:caps w:val="0"/>
-                <w:color w:val="000000" w:themeColor="text1"/>
-                <w:sz w:val="22"/>
-                <w:szCs w:val="22"/>
-              </w:rPr>
-              <w:t>Opis</w:t>
-            </w:r>
-            <w:proofErr w:type="spellEnd"/>
+            <w:sdt>
+              <w:sdtPr>
+                <w:rPr>
+                  <w:rFonts w:ascii="Segoe UI Semibold" w:hAnsi="Segoe UI Semibold" w:cs="Segoe UI Semibold"/>
+                  <w:b w:val="0"/>
+                  <w:bCs w:val="0"/>
+                  <w:caps w:val="0"/>
+                  <w:color w:val="000000" w:themeColor="text1"/>
+                  <w:sz w:val="22"/>
+                  <w:szCs w:val="22"/>
+                </w:rPr>
+                <w:id w:val="1215702620"/>
+                <w:placeholder>
+                  <w:docPart w:val="DefaultPlaceholder_-1854013440"/>
+                </w:placeholder>
+                <w15:dataBinding w:prefixMappings="xmlns:ns0='urn:microsoft-dynamics-nav/reports/Lista_Fijaciones_OPIs_Semanal/50056/' " w:xpath="/ns0:NavWordReportXmlPart[1]/ns0:CabFijacion[1]/ns0:TipoSoporte[1]" w:storeItemID="{3D965B82-B3AD-4E6C-A9BD-B2ED3E2C456C}" w16sdtdh:storeItemChecksum="926HfQ=="/>
+              </w:sdtPr>
+              <w:sdtContent>
+                <w:r>
+                  <w:rPr>
+                    <w:rFonts w:ascii="Segoe UI Semibold" w:hAnsi="Segoe UI Semibold" w:cs="Segoe UI Semibold"/>
+                    <w:b w:val="0"/>
+                    <w:bCs w:val="0"/>
+                    <w:caps w:val="0"/>
+                    <w:color w:val="000000" w:themeColor="text1"/>
+                    <w:sz w:val="22"/>
+                    <w:szCs w:val="22"/>
+                  </w:rPr>
+                  <w:t>TipoSoporte</w:t>
+                </w:r>
+              </w:sdtContent>
+            </w:sdt>
           </w:p>
         </w:tc>
         <w:tc>
@@ -725,7 +747,7 @@
           <w:alias w:val="#Nav: /CabFijacion/Orden_fijacion"/>
           <w:tag w:val="#Nav: Lista_Fijaciones_OPIs_Semanal/50056"/>
           <w:id w:val="1431704140"/>
-          <w15:dataBinding w:prefixMappings="xmlns:ns0='urn:microsoft-dynamics-nav/reports/Lista_Fijaciones_OPIs_Semanal/50056/'" w:xpath="/ns0:NavWordReportXmlPart[1]/ns0:CabFijacion[1]/ns0:Orden_fijacion" w:storeItemID="{3D965B82-B3AD-4E6C-A9BD-B2ED3E2C456C}"/>
+          <w15:dataBinding w:prefixMappings="xmlns:ns0='urn:microsoft-dynamics-nav/reports/Lista_Fijaciones_OPIs_Semanal/50056/' " w:xpath="/ns0:NavWordReportXmlPart[1]/ns0:CabFijacion[1]/ns0:Orden_fijacion" w:storeItemID="{3D965B82-B3AD-4E6C-A9BD-B2ED3E2C456C}"/>
           <w15:repeatingSection/>
         </w:sdtPr>
         <w:sdtContent>
@@ -768,7 +790,7 @@
                     <w:placeholder>
                       <w:docPart w:val="DefaultPlaceholder_-1854013440"/>
                     </w:placeholder>
-                    <w15:dataBinding w:prefixMappings="xmlns:ns0='urn:microsoft-dynamics-nav/reports/Lista_Fijaciones_OPIs_Semanal/50056/' " w:xpath="/ns0:NavWordReportXmlPart[1]/ns0:CabFijacion[1]/ns0:Orden_fijacion[1]/ns0:Nombre[1]" w:storeItemID="{3D965B82-B3AD-4E6C-A9BD-B2ED3E2C456C}" w16sdtdh:storeItemChecksum="VAu4sw=="/>
+                    <w15:dataBinding w:prefixMappings="xmlns:ns0='urn:microsoft-dynamics-nav/reports/Lista_Fijaciones_OPIs_Semanal/50056/' " w:xpath="/ns0:NavWordReportXmlPart[1]/ns0:CabFijacion[1]/ns0:Orden_fijacion[1]/ns0:Nombre[1]" w:storeItemID="{3D965B82-B3AD-4E6C-A9BD-B2ED3E2C456C}" w16sdtdh:storeItemChecksum="926HfQ=="/>
                   </w:sdtPr>
                   <w:sdtEndPr>
                     <w:rPr>
@@ -797,8 +819,6 @@
                         <w:r>
                           <w:rPr>
                             <w:rFonts w:ascii="Segoe UI Semibold" w:hAnsi="Segoe UI Semibold" w:cs="Segoe UI Semibold"/>
-                            <w:b w:val="0"/>
-                            <w:bCs w:val="0"/>
                             <w:color w:val="000000" w:themeColor="text1"/>
                             <w:sz w:val="20"/>
                             <w:szCs w:val="20"/>
@@ -823,7 +843,7 @@
                     <w:placeholder>
                       <w:docPart w:val="DefaultPlaceholder_-1854013440"/>
                     </w:placeholder>
-                    <w15:dataBinding w:prefixMappings="xmlns:ns0='urn:microsoft-dynamics-nav/reports/Lista_Fijaciones_OPIs_Semanal/50056/' " w:xpath="/ns0:NavWordReportXmlPart[1]/ns0:CabFijacion[1]/ns0:Orden_fijacion[1]/ns0:FechaFijacion[1]" w:storeItemID="{3D965B82-B3AD-4E6C-A9BD-B2ED3E2C456C}" w16sdtdh:storeItemChecksum="VAu4sw=="/>
+                    <w15:dataBinding w:prefixMappings="xmlns:ns0='urn:microsoft-dynamics-nav/reports/Lista_Fijaciones_OPIs_Semanal/50056/' " w:xpath="/ns0:NavWordReportXmlPart[1]/ns0:CabFijacion[1]/ns0:Orden_fijacion[1]/ns0:FechaFijacion[1]" w:storeItemID="{3D965B82-B3AD-4E6C-A9BD-B2ED3E2C456C}" w16sdtdh:storeItemChecksum="926HfQ=="/>
                   </w:sdtPr>
                   <w:sdtContent>
                     <w:tc>
@@ -840,7 +860,6 @@
                             <w:szCs w:val="20"/>
                           </w:rPr>
                         </w:pPr>
-                        <w:proofErr w:type="spellStart"/>
                         <w:r>
                           <w:rPr>
                             <w:rFonts w:ascii="Segoe UI Semibold" w:hAnsi="Segoe UI Semibold" w:cs="Segoe UI Semibold"/>
@@ -850,7 +869,6 @@
                           </w:rPr>
                           <w:t>FechaFijacion</w:t>
                         </w:r>
-                        <w:proofErr w:type="spellEnd"/>
                       </w:p>
                     </w:tc>
                   </w:sdtContent>
@@ -869,7 +887,7 @@
                     <w:placeholder>
                       <w:docPart w:val="DefaultPlaceholder_-1854013440"/>
                     </w:placeholder>
-                    <w15:dataBinding w:prefixMappings="xmlns:ns0='urn:microsoft-dynamics-nav/reports/Lista_Fijaciones_OPIs_Semanal/50056/' " w:xpath="/ns0:NavWordReportXmlPart[1]/ns0:CabFijacion[1]/ns0:Orden_fijacion[1]/ns0:NumOpis[1]" w:storeItemID="{3D965B82-B3AD-4E6C-A9BD-B2ED3E2C456C}" w16sdtdh:storeItemChecksum="VAu4sw=="/>
+                    <w15:dataBinding w:prefixMappings="xmlns:ns0='urn:microsoft-dynamics-nav/reports/Lista_Fijaciones_OPIs_Semanal/50056/' " w:xpath="/ns0:NavWordReportXmlPart[1]/ns0:CabFijacion[1]/ns0:Orden_fijacion[1]/ns0:NumOpis[1]" w:storeItemID="{3D965B82-B3AD-4E6C-A9BD-B2ED3E2C456C}" w16sdtdh:storeItemChecksum="926HfQ=="/>
                   </w:sdtPr>
                   <w:sdtContent>
                     <w:tc>
@@ -887,7 +905,6 @@
                             <w:szCs w:val="20"/>
                           </w:rPr>
                         </w:pPr>
-                        <w:proofErr w:type="spellStart"/>
                         <w:r>
                           <w:rPr>
                             <w:rFonts w:ascii="Segoe UI Semibold" w:hAnsi="Segoe UI Semibold" w:cs="Segoe UI Semibold"/>
@@ -897,7 +914,6 @@
                           </w:rPr>
                           <w:t>NumOpis</w:t>
                         </w:r>
-                        <w:proofErr w:type="spellEnd"/>
                       </w:p>
                     </w:tc>
                   </w:sdtContent>
@@ -916,7 +932,7 @@
                     <w:placeholder>
                       <w:docPart w:val="DefaultPlaceholder_-1854013440"/>
                     </w:placeholder>
-                    <w15:dataBinding w:prefixMappings="xmlns:ns0='urn:microsoft-dynamics-nav/reports/Lista_Fijaciones_OPIs_Semanal/50056/' " w:xpath="/ns0:NavWordReportXmlPart[1]/ns0:CabFijacion[1]/ns0:Orden_fijacion[1]/ns0:Descripcion[1]" w:storeItemID="{3D965B82-B3AD-4E6C-A9BD-B2ED3E2C456C}" w16sdtdh:storeItemChecksum="VAu4sw=="/>
+                    <w15:dataBinding w:prefixMappings="xmlns:ns0='urn:microsoft-dynamics-nav/reports/Lista_Fijaciones_OPIs_Semanal/50056/' " w:xpath="/ns0:NavWordReportXmlPart[1]/ns0:CabFijacion[1]/ns0:Orden_fijacion[1]/ns0:Descripcion[1]" w:storeItemID="{3D965B82-B3AD-4E6C-A9BD-B2ED3E2C456C}" w16sdtdh:storeItemChecksum="926HfQ=="/>
                   </w:sdtPr>
                   <w:sdtContent>
                     <w:tc>
@@ -933,7 +949,6 @@
                             <w:szCs w:val="20"/>
                           </w:rPr>
                         </w:pPr>
-                        <w:proofErr w:type="spellStart"/>
                         <w:r>
                           <w:rPr>
                             <w:rFonts w:ascii="Segoe UI Semibold" w:hAnsi="Segoe UI Semibold" w:cs="Segoe UI Semibold"/>
@@ -943,7 +958,6 @@
                           </w:rPr>
                           <w:t>Descripcion</w:t>
                         </w:r>
-                        <w:proofErr w:type="spellEnd"/>
                       </w:p>
                     </w:tc>
                   </w:sdtContent>
@@ -973,12 +987,12 @@
         <w:tblStyle w:val="Tablaconcuadrcula"/>
         <w:tblW w:w="0" w:type="auto"/>
         <w:tblBorders>
-          <w:top w:val="none" w:color="auto" w:sz="0" w:space="0"/>
-          <w:left w:val="none" w:color="auto" w:sz="0" w:space="0"/>
-          <w:bottom w:val="none" w:color="auto" w:sz="0" w:space="0"/>
-          <w:right w:val="none" w:color="auto" w:sz="0" w:space="0"/>
-          <w:insideH w:val="none" w:color="auto" w:sz="0" w:space="0"/>
-          <w:insideV w:val="none" w:color="auto" w:sz="0" w:space="0"/>
+          <w:top w:val="none" w:sz="0" w:space="0" w:color="auto"/>
+          <w:left w:val="none" w:sz="0" w:space="0" w:color="auto"/>
+          <w:bottom w:val="none" w:sz="0" w:space="0" w:color="auto"/>
+          <w:right w:val="none" w:sz="0" w:space="0" w:color="auto"/>
+          <w:insideH w:val="none" w:sz="0" w:space="0" w:color="auto"/>
+          <w:insideV w:val="none" w:sz="0" w:space="0" w:color="auto"/>
         </w:tblBorders>
         <w:tblLook w:val="04A0" w:firstRow="1" w:lastRow="0" w:firstColumn="1" w:lastColumn="0" w:noHBand="0" w:noVBand="1"/>
       </w:tblPr>
@@ -1047,7 +1061,7 @@
             <w:placeholder>
               <w:docPart w:val="DefaultPlaceholder_-1854013440"/>
             </w:placeholder>
-            <w15:dataBinding w:prefixMappings="xmlns:ns0='urn:microsoft-dynamics-nav/reports/Lista_Fijaciones_OPIs_Semanal/50056/' " w:xpath="/ns0:NavWordReportXmlPart[1]/ns0:CabFijacion[1]/ns0:TotalOpis[1]" w:storeItemID="{3D965B82-B3AD-4E6C-A9BD-B2ED3E2C456C}" w16sdtdh:storeItemChecksum="VAu4sw=="/>
+            <w15:dataBinding w:prefixMappings="xmlns:ns0='urn:microsoft-dynamics-nav/reports/Lista_Fijaciones_OPIs_Semanal/50056/' " w:xpath="/ns0:NavWordReportXmlPart[1]/ns0:CabFijacion[1]/ns0:TotalOpis[1]" w:storeItemID="{3D965B82-B3AD-4E6C-A9BD-B2ED3E2C456C}" w16sdtdh:storeItemChecksum="926HfQ=="/>
           </w:sdtPr>
           <w:sdtContent>
             <w:tc>
@@ -1067,7 +1081,6 @@
                     <w:szCs w:val="22"/>
                   </w:rPr>
                 </w:pPr>
-                <w:proofErr w:type="spellStart"/>
                 <w:r>
                   <w:rPr>
                     <w:rFonts w:ascii="Segoe UI Semibold" w:hAnsi="Segoe UI Semibold" w:cs="Segoe UI Semibold"/>
@@ -1077,7 +1090,6 @@
                   </w:rPr>
                   <w:t>TotalOpis</w:t>
                 </w:r>
-                <w:proofErr w:type="spellEnd"/>
               </w:p>
             </w:tc>
           </w:sdtContent>
@@ -1159,14 +1171,39 @@
     <w:pPr>
       <w:pStyle w:val="Piedepgina"/>
       <w:rPr>
-        <w:color w:val="AEAAAA" w:themeColor="background2" w:themeShade="BF"/>
+        <w:color w:val="D0CECE" w:themeColor="background2" w:themeShade="E6"/>
       </w:rPr>
     </w:pPr>
     <w:r>
       <w:rPr>
-        <w:color w:val="AEAAAA" w:themeColor="background2" w:themeShade="BF"/>
+        <w:color w:val="D0CECE" w:themeColor="background2" w:themeShade="E6"/>
       </w:rPr>
-      <w:t>viernes, 23 de mayo de 2025</w:t>
+      <w:fldChar w:fldCharType="begin"/>
+    </w:r>
+    <w:r>
+      <w:rPr>
+        <w:color w:val="D0CECE" w:themeColor="background2" w:themeShade="E6"/>
+      </w:rPr>
+      <w:instrText xml:space="preserve"> TIME \@ "dddd, d' de 'MMMM' de 'yyyy" </w:instrText>
+    </w:r>
+    <w:r>
+      <w:rPr>
+        <w:color w:val="D0CECE" w:themeColor="background2" w:themeShade="E6"/>
+      </w:rPr>
+      <w:fldChar w:fldCharType="separate"/>
+    </w:r>
+    <w:r>
+      <w:rPr>
+        <w:noProof/>
+        <w:color w:val="D0CECE" w:themeColor="background2" w:themeShade="E6"/>
+      </w:rPr>
+      <w:t>martes, 16 de junio de 2026</w:t>
+    </w:r>
+    <w:r>
+      <w:rPr>
+        <w:color w:val="D0CECE" w:themeColor="background2" w:themeShade="E6"/>
+      </w:rPr>
+      <w:fldChar w:fldCharType="end"/>
     </w:r>
   </w:p>
 </w:ftr>
@@ -1198,7 +1235,7 @@
 </file>
 
 <file path=word/header1.xml><?xml version="1.0" encoding="utf-8"?>
-<w:hdr xmlns:a="http://schemas.openxmlformats.org/drawingml/2006/main" xmlns:pic="http://schemas.openxmlformats.org/drawingml/2006/picture" xmlns:wpc="http://schemas.microsoft.com/office/word/2010/wordprocessingCanvas" xmlns:cx="http://schemas.microsoft.com/office/drawing/2014/chartex" xmlns:cx1="http://schemas.microsoft.com/office/drawing/2015/9/8/chartex" xmlns:cx2="http://schemas.microsoft.com/office/drawing/2015/10/21/chartex" xmlns:cx3="http://schemas.microsoft.com/office/drawing/2016/5/9/chartex" xmlns:cx4="http://schemas.microsoft.com/office/drawing/2016/5/10/chartex" xmlns:cx5="http://schemas.microsoft.com/office/drawing/2016/5/11/chartex" xmlns:cx6="http://schemas.microsoft.com/office/drawing/2016/5/12/chartex" xmlns:cx7="http://schemas.microsoft.com/office/drawing/2016/5/13/chartex" xmlns:cx8="http://schemas.microsoft.com/office/drawing/2016/5/14/chartex" xmlns:mc="http://schemas.openxmlformats.org/markup-compatibility/2006" xmlns:aink="http://schemas.microsoft.com/office/drawing/2016/ink" xmlns:am3d="http://schemas.microsoft.com/office/drawing/2017/model3d" xmlns:o="urn:schemas-microsoft-com:office:office" xmlns:oel="http://schemas.microsoft.com/office/2019/extlst" xmlns:r="http://schemas.openxmlformats.org/officeDocument/2006/relationships" xmlns:m="http://schemas.openxmlformats.org/officeDocument/2006/math" xmlns:v="urn:schemas-microsoft-com:vml" xmlns:wp14="http://schemas.microsoft.com/office/word/2010/wordprocessingDrawing" xmlns:wp="http://schemas.openxmlformats.org/drawingml/2006/wordprocessingDrawing" xmlns:w10="urn:schemas-microsoft-com:office:word" xmlns:w="http://schemas.openxmlformats.org/wordprocessingml/2006/main" xmlns:w14="http://schemas.microsoft.com/office/word/2010/wordml" xmlns:w15="http://schemas.microsoft.com/office/word/2012/wordml" xmlns:w16cex="http://schemas.microsoft.com/office/word/2018/wordml/cex" xmlns:w16cid="http://schemas.microsoft.com/office/word/2016/wordml/cid" xmlns:w16="http://schemas.microsoft.com/office/word/2018/wordml" xmlns:w16du="http://schemas.microsoft.com/office/word/2023/wordml/word16du" xmlns:w16sdtdh="http://schemas.microsoft.com/office/word/2020/wordml/sdtdatahash" xmlns:w16sdtfl="http://schemas.microsoft.com/office/word/2024/wordml/sdtformatlock" xmlns:w16se="http://schemas.microsoft.com/office/word/2015/wordml/symex" xmlns:wpg="http://schemas.microsoft.com/office/word/2010/wordprocessingGroup" xmlns:wpi="http://schemas.microsoft.com/office/word/2010/wordprocessingInk" xmlns:wne="http://schemas.microsoft.com/office/word/2006/wordml" xmlns:wps="http://schemas.microsoft.com/office/word/2010/wordprocessingShape" mc:Ignorable="w14 w15 w16se w16cid w16 w16cex w16sdtdh w16sdtfl w16du wp14">
+<w:hdr xmlns:wpc="http://schemas.microsoft.com/office/word/2010/wordprocessingCanvas" xmlns:cx="http://schemas.microsoft.com/office/drawing/2014/chartex" xmlns:cx1="http://schemas.microsoft.com/office/drawing/2015/9/8/chartex" xmlns:cx2="http://schemas.microsoft.com/office/drawing/2015/10/21/chartex" xmlns:cx3="http://schemas.microsoft.com/office/drawing/2016/5/9/chartex" xmlns:cx4="http://schemas.microsoft.com/office/drawing/2016/5/10/chartex" xmlns:cx5="http://schemas.microsoft.com/office/drawing/2016/5/11/chartex" xmlns:cx6="http://schemas.microsoft.com/office/drawing/2016/5/12/chartex" xmlns:cx7="http://schemas.microsoft.com/office/drawing/2016/5/13/chartex" xmlns:cx8="http://schemas.microsoft.com/office/drawing/2016/5/14/chartex" xmlns:mc="http://schemas.openxmlformats.org/markup-compatibility/2006" xmlns:aink="http://schemas.microsoft.com/office/drawing/2016/ink" xmlns:am3d="http://schemas.microsoft.com/office/drawing/2017/model3d" xmlns:o="urn:schemas-microsoft-com:office:office" xmlns:oel="http://schemas.microsoft.com/office/2019/extlst" xmlns:r="http://schemas.openxmlformats.org/officeDocument/2006/relationships" xmlns:m="http://schemas.openxmlformats.org/officeDocument/2006/math" xmlns:v="urn:schemas-microsoft-com:vml" xmlns:wp14="http://schemas.microsoft.com/office/word/2010/wordprocessingDrawing" xmlns:wp="http://schemas.openxmlformats.org/drawingml/2006/wordprocessingDrawing" xmlns:w10="urn:schemas-microsoft-com:office:word" xmlns:w="http://schemas.openxmlformats.org/wordprocessingml/2006/main" xmlns:w14="http://schemas.microsoft.com/office/word/2010/wordml" xmlns:w15="http://schemas.microsoft.com/office/word/2012/wordml" xmlns:w16cex="http://schemas.microsoft.com/office/word/2018/wordml/cex" xmlns:w16cid="http://schemas.microsoft.com/office/word/2016/wordml/cid" xmlns:w16="http://schemas.microsoft.com/office/word/2018/wordml" xmlns:w16du="http://schemas.microsoft.com/office/word/2023/wordml/word16du" xmlns:w16sdtdh="http://schemas.microsoft.com/office/word/2020/wordml/sdtdatahash" xmlns:w16sdtfl="http://schemas.microsoft.com/office/word/2024/wordml/sdtformatlock" xmlns:w16se="http://schemas.microsoft.com/office/word/2015/wordml/symex" xmlns:wpg="http://schemas.microsoft.com/office/word/2010/wordprocessingGroup" xmlns:wpi="http://schemas.microsoft.com/office/word/2010/wordprocessingInk" xmlns:wne="http://schemas.microsoft.com/office/word/2006/wordml" xmlns:wps="http://schemas.microsoft.com/office/word/2010/wordprocessingShape" mc:Ignorable="w14 w15 w16se w16cid w16 w16cex w16sdtdh w16sdtfl w16du wp14">
   <w:p>
     <w:pPr>
       <w:pStyle w:val="Encabezado"/>
@@ -1971,7 +2008,6 @@
     <w:sig w:usb0="E00002FF" w:usb1="4000E47F" w:usb2="00000021" w:usb3="00000000" w:csb0="0000019F" w:csb1="00000000"/>
   </w:font>
   <w:font w:name="Montserrat">
-    <w:panose1 w:val="00000500000000000000"/>
     <w:charset w:val="00"/>
     <w:family w:val="auto"/>
     <w:pitch w:val="variable"/>
@@ -2005,10 +2041,13 @@
   <w:rsids>
     <w:rsidRoot w:val="00920D7C"/>
     <w:rsid w:val="0013166C"/>
+    <w:rsid w:val="00132756"/>
     <w:rsid w:val="001D6573"/>
     <w:rsid w:val="0022798C"/>
+    <w:rsid w:val="00263B86"/>
     <w:rsid w:val="0044191F"/>
     <w:rsid w:val="005A5359"/>
+    <w:rsid w:val="005B07C5"/>
     <w:rsid w:val="00860E45"/>
     <w:rsid w:val="00891BEB"/>
     <w:rsid w:val="008D3C81"/>
@@ -2025,6 +2064,8 @@
     <w:rsid w:val="00EA36E7"/>
     <w:rsid w:val="00F322E7"/>
     <w:rsid w:val="00F4652E"/>
+    <w:rsid w:val="00FA7AF9"/>
+    <w:rsid w:val="00FB104F"/>
   </w:rsids>
   <m:mathPr>
     <m:mathFont m:val="Cambria Math"/>
@@ -2480,7 +2521,7 @@
     <w:basedOn w:val="Fuentedeprrafopredeter"/>
     <w:uiPriority w:val="99"/>
     <w:semiHidden/>
-    <w:rsid w:val="00860E45"/>
+    <w:rsid w:val="00132756"/>
     <w:rPr>
       <w:color w:val="666666"/>
     </w:rPr>
@@ -2794,9 +2835,7 @@
 </a:theme>
 </file>
 
-<file path=customXml/item1.xml>��< ? x m l   v e r s i o n = " 1 . 0 "   e n c o d i n g = " u t f - 1 6 " ? > - 
- < N a v W o r d R e p o r t X m l P a r t   x m l n s = " u r n : m i c r o s o f t - d y n a m i c s - n a v / r e p o r t s / L i s t a _ F i j a c i o n e s _ O P I s _ S e m a n a l / 5 0 0 5 6 / " > +<file path=customXml/item1.xml>��< ? x m l   v e r s i o n = " 1 . 0 "   e n c o d i n g = " u t f - 1 6 " ? > < N a v W o r d R e p o r t X m l P a r t   x m l n s = " u r n : m i c r o s o f t - d y n a m i c s - n a v / r e p o r t s / L i s t a _ F i j a c i o n e s _ O P I s _ S e m a n a l / 5 0 0 5 6 / " >   
      < B C R e p o r t I n f o r m a t i o n >   
@@ -2873,6 +2912,8 @@
          < F e c h a H a s t a > F e c h a H a s t a < / F e c h a H a s t a >   
          < N u m e r o S e m a n a > N u m e r o S e m a n a < / N u m e r o S e m a n a > + 
+         < T i p o S o p o r t e > T i p o S o p o r t e < / T i p o S o p o r t e >   
          < T o t a l O p i s > T o t a l O p i s < / T o t a l O p i s >   
